--- a/pr-preview/pr-330/chapters/defining-terms.docx
+++ b/pr-preview/pr-330/chapters/defining-terms.docx
@@ -15,7 +15,7 @@
         <w:pStyle w:val="Date"/>
       </w:pPr>
       <w:r>
-        <w:t xml:space="preserve">Last modified: 2026-10-22 18:57:07 (PDT)</w:t>
+        <w:t xml:space="preserve">Last modified: 2026-10-22 19:13:47 (PDT)</w:t>
       </w:r>
     </w:p>
     <w:p>
@@ -5524,7 +5524,7 @@
           <w:b/>
           <w:bCs/>
         </w:rPr>
-        <w:t xml:space="preserve">Say</w:t>
+        <w:t xml:space="preserve">Use</w:t>
       </w:r>
       <w:r>
         <w:rPr>
@@ -5538,53 +5538,87 @@
           <w:b/>
           <w:bCs/>
         </w:rPr>
-        <w:t xml:space="preserve">“fitted model”</w:t>
+        <w:t xml:space="preserve">“prediction rule”</w:t>
       </w:r>
       <w:r>
         <w:rPr>
           <w:b/>
           <w:bCs/>
         </w:rPr>
-        <w:t xml:space="preserve">, not</w:t>
+        <w:t xml:space="preserve"> </w:t>
       </w:r>
       <w:r>
         <w:rPr>
           <w:b/>
           <w:bCs/>
         </w:rPr>
-        <w:t xml:space="preserve"> </w:t>
-      </w:r>
-      <w:r>
-        <w:rPr>
-          <w:b/>
-          <w:bCs/>
-        </w:rPr>
+        <w:t xml:space="preserve">only for a fitted model in its role as a predictor:</w:t>
+      </w:r>
+      <w:r>
+        <w:t xml:space="preserve"> </w:t>
+      </w:r>
+      <w:r>
+        <w:t xml:space="preserve">Not every fitted model is used to predict outcomes,</w:t>
+      </w:r>
+      <w:r>
+        <w:t xml:space="preserve"> </w:t>
+      </w:r>
+      <w:r>
+        <w:t xml:space="preserve">so</w:t>
+      </w:r>
+      <w:r>
+        <w:t xml:space="preserve"> </w:t>
+      </w:r>
+      <w:r>
         <w:t xml:space="preserve">“prediction rule”</w:t>
       </w:r>
       <w:r>
-        <w:rPr>
-          <w:b/>
-          <w:bCs/>
-        </w:rPr>
-        <w:t xml:space="preserve">:</w:t>
-      </w:r>
-      <w:r>
-        <w:t xml:space="preserve"> </w:t>
-      </w:r>
-      <w:r>
-        <w:t xml:space="preserve">A fitted model that is used to predict outcomes is still a fitted model,</w:t>
-      </w:r>
-      <w:r>
-        <w:t xml:space="preserve"> </w:t>
-      </w:r>
-      <w:r>
-        <w:t xml:space="preserve">and a second name for one object makes readers wonder whether there are two objects,</w:t>
-      </w:r>
-      <w:r>
-        <w:t xml:space="preserve"> </w:t>
-      </w:r>
-      <w:r>
-        <w:t xml:space="preserve">so call it a fitted model every time.</w:t>
+        <w:t xml:space="preserve"> </w:t>
+      </w:r>
+      <w:r>
+        <w:t xml:space="preserve">is a narrower term, not another name for</w:t>
+      </w:r>
+      <w:r>
+        <w:t xml:space="preserve"> </w:t>
+      </w:r>
+      <w:r>
+        <w:t xml:space="preserve">“fitted model”</w:t>
+      </w:r>
+      <w:r>
+        <w:t xml:space="preserve">.</w:t>
+      </w:r>
+      <w:r>
+        <w:t xml:space="preserve"> </w:t>
+      </w:r>
+      <w:r>
+        <w:t xml:space="preserve">Define it in its own</w:t>
+      </w:r>
+      <w:r>
+        <w:t xml:space="preserve"> </w:t>
+      </w:r>
+      <w:r>
+        <w:rPr>
+          <w:rStyle w:val="VerbatimChar"/>
+        </w:rPr>
+        <w:t xml:space="preserve">#def-prediction-rule</w:t>
+      </w:r>
+      <w:r>
+        <w:t xml:space="preserve"> </w:t>
+      </w:r>
+      <w:r>
+        <w:t xml:space="preserve">div</w:t>
+      </w:r>
+      <w:r>
+        <w:t xml:space="preserve"> </w:t>
+      </w:r>
+      <w:r>
+        <w:t xml:space="preserve">as a fitted model that is used to predict outcomes at a new covariate value,</w:t>
+      </w:r>
+      <w:r>
+        <w:t xml:space="preserve"> </w:t>
+      </w:r>
+      <w:r>
+        <w:t xml:space="preserve">and link it to that definition at its first use.</w:t>
       </w:r>
       <w:r>
         <w:t xml:space="preserve"> </w:t>
@@ -5596,6 +5630,60 @@
         <w:t xml:space="preserve"> </w:t>
       </w:r>
       <w:r>
+        <w:t xml:space="preserve">“the fitted model”</w:t>
+      </w:r>
+      <w:r>
+        <w:t xml:space="preserve"> </w:t>
+      </w:r>
+      <w:r>
+        <w:t xml:space="preserve">for a sentence about the model itself,</w:t>
+      </w:r>
+      <w:r>
+        <w:t xml:space="preserve"> </w:t>
+      </w:r>
+      <w:r>
+        <w:t xml:space="preserve">such as its form, its coefficients or its fit to the training set.</w:t>
+      </w:r>
+      <w:r>
+        <w:t xml:space="preserve"> </w:t>
+      </w:r>
+      <w:r>
+        <w:t xml:space="preserve">Write</w:t>
+      </w:r>
+      <w:r>
+        <w:t xml:space="preserve"> </w:t>
+      </w:r>
+      <w:r>
+        <w:t xml:space="preserve">“the prediction rule”</w:t>
+      </w:r>
+      <w:r>
+        <w:t xml:space="preserve"> </w:t>
+      </w:r>
+      <w:r>
+        <w:t xml:space="preserve">only where the sentence needs the role of predicting a new outcome</w:t>
+      </w:r>
+      <w:r>
+        <w:t xml:space="preserve"> </w:t>
+      </w:r>
+      <w:r>
+        <w:t xml:space="preserve">to tell it from other uses of the fitted model.</w:t>
+      </w:r>
+      <w:r>
+        <w:t xml:space="preserve"> </w:t>
+      </w:r>
+      <w:r>
+        <w:t xml:space="preserve">The verb does not change the term:</w:t>
+      </w:r>
+      <w:r>
+        <w:t xml:space="preserve"> </w:t>
+      </w:r>
+      <w:r>
+        <w:t xml:space="preserve">keep writing</w:t>
+      </w:r>
+      <w:r>
+        <w:t xml:space="preserve"> </w:t>
+      </w:r>
+      <w:r>
         <w:t xml:space="preserve">“the fitted model predicts”</w:t>
       </w:r>
       <w:r>
@@ -5605,88 +5693,49 @@
         <w:t xml:space="preserve"> </w:t>
       </w:r>
       <w:r>
-        <w:t xml:space="preserve">and never</w:t>
-      </w:r>
-      <w:r>
-        <w:t xml:space="preserve"> </w:t>
-      </w:r>
-      <w:r>
-        <w:t xml:space="preserve">“the prediction rule predicts”</w:t>
+        <w:t xml:space="preserve">as the bullet above requires.</w:t>
+      </w:r>
+      <w:r>
+        <w:t xml:space="preserve"> </w:t>
+      </w:r>
+      <w:r>
+        <w:t xml:space="preserve">For example, write</w:t>
+      </w:r>
+      <w:r>
+        <w:t xml:space="preserve"> </w:t>
+      </w:r>
+      <w:r>
+        <w:t xml:space="preserve">“the fitted model has slope 2”</w:t>
+      </w:r>
+      <w:r>
+        <w:t xml:space="preserve"> </w:t>
+      </w:r>
+      <w:r>
+        <w:t xml:space="preserve">and</w:t>
+      </w:r>
+      <w:r>
+        <w:t xml:space="preserve"> </w:t>
+      </w:r>
+      <w:r>
+        <w:t xml:space="preserve">“a clinic uses the prediction rule for new patients”</w:t>
+      </w:r>
+      <w:r>
+        <w:t xml:space="preserve">,</w:t>
+      </w:r>
+      <w:r>
+        <w:t xml:space="preserve"> </w:t>
+      </w:r>
+      <w:r>
+        <w:t xml:space="preserve">and not</w:t>
+      </w:r>
+      <w:r>
+        <w:t xml:space="preserve"> </w:t>
+      </w:r>
+      <w:r>
+        <w:t xml:space="preserve">“the prediction rule has slope 2”</w:t>
       </w:r>
       <w:r>
         <w:t xml:space="preserve">.</w:t>
-      </w:r>
-      <w:r>
-        <w:t xml:space="preserve"> </w:t>
-      </w:r>
-      <w:r>
-        <w:t xml:space="preserve">“Prediction rule”</w:t>
-      </w:r>
-      <w:r>
-        <w:t xml:space="preserve"> </w:t>
-      </w:r>
-      <w:r>
-        <w:t xml:space="preserve">is not an alias of</w:t>
-      </w:r>
-      <w:r>
-        <w:t xml:space="preserve"> </w:t>
-      </w:r>
-      <w:r>
-        <w:t xml:space="preserve">“fitted model”</w:t>
-      </w:r>
-      <w:r>
-        <w:t xml:space="preserve">,</w:t>
-      </w:r>
-      <w:r>
-        <w:t xml:space="preserve"> </w:t>
-      </w:r>
-      <w:r>
-        <w:t xml:space="preserve">because not every fitted model is used to predict outcomes.</w:t>
-      </w:r>
-      <w:r>
-        <w:t xml:space="preserve"> </w:t>
-      </w:r>
-      <w:r>
-        <w:t xml:space="preserve">It is a separate term, defined in its own</w:t>
-      </w:r>
-      <w:r>
-        <w:t xml:space="preserve"> </w:t>
-      </w:r>
-      <w:r>
-        <w:rPr>
-          <w:rStyle w:val="VerbatimChar"/>
-        </w:rPr>
-        <w:t xml:space="preserve">#def-prediction-rule</w:t>
-      </w:r>
-      <w:r>
-        <w:t xml:space="preserve"> </w:t>
-      </w:r>
-      <w:r>
-        <w:t xml:space="preserve">div</w:t>
-      </w:r>
-      <w:r>
-        <w:t xml:space="preserve"> </w:t>
-      </w:r>
-      <w:r>
-        <w:t xml:space="preserve">as a fitted model that is used to predict outcomes at a new covariate value.</w:t>
-      </w:r>
-      <w:r>
-        <w:t xml:space="preserve"> </w:t>
-      </w:r>
-      <w:r>
-        <w:t xml:space="preserve">Use the term only in that definition and its example,</w:t>
-      </w:r>
-      <w:r>
-        <w:t xml:space="preserve"> </w:t>
-      </w:r>
-      <w:r>
-        <w:t xml:space="preserve">or in a sentence about this use of a fitted model,</w:t>
-      </w:r>
-      <w:r>
-        <w:t xml:space="preserve"> </w:t>
-      </w:r>
-      <w:r>
-        <w:t xml:space="preserve">and link it to the definition at its first use.</w:t>
       </w:r>
       <w:r>
         <w:t xml:space="preserve"> </w:t>
